--- a/reports/Полный отчёт по проекту (6 семестр – заморозка).docx
+++ b/reports/Полный отчёт по проекту (6 семестр – заморозка).docx
@@ -15151,7 +15151,7 @@
                 <w:sz w:val="24"/>
                 <w:szCs w:val="24"/>
               </w:rPr>
-              <w:t xml:space="preserve">c6238aa</w:t>
+              <w:t xml:space="preserve">4a3400e</w:t>
             </w:r>
           </w:p>
         </w:tc>
@@ -15441,7 +15441,7 @@
                 <w:sz w:val="24"/>
                 <w:szCs w:val="24"/>
               </w:rPr>
-              <w:t xml:space="preserve">65cfcfb</w:t>
+              <w:t xml:space="preserve">472ba13</w:t>
             </w:r>
           </w:p>
         </w:tc>
